--- a/Science_Teesside/Teaching_Packs/LAUNCH/Week_4/W4L1_Worksheet.docx
+++ b/Science_Teesside/Teaching_Packs/LAUNCH/Week_4/W4L1_Worksheet.docx
@@ -31,7 +31,7 @@
           <w:color w:val="7A5C9E"/>
           <w:sz w:val="21"/>
         </w:rPr>
-        <w:t>Monday | 09:30–10:10 | Introduce | Editable pupil sheet</w:t>
+        <w:t>Lesson 1 of Week 4 | 40 minutes | Introduce | Editable pupil sheet</w:t>
       </w:r>
     </w:p>
     <w:p>
@@ -1008,6 +1008,794 @@
         <w:t>My request for next time: ______________________________________</w:t>
       </w:r>
     </w:p>
+    <w:p>
+      <w:r>
+        <w:br w:type="page"/>
+      </w:r>
+    </w:p>
+    <w:p>
+      <w:pPr>
+        <w:pStyle w:val="Title"/>
+      </w:pPr>
+      <w:r>
+        <w:t>W4L1 | Arrival — choose one route</w:t>
+      </w:r>
+    </w:p>
+    <w:p>
+      <w:pPr>
+        <w:pStyle w:val="Subtitle"/>
+      </w:pPr>
+      <w:r>
+        <w:t>Four quick questions | Point, say, sign, draw, type or write | You may pass</w:t>
+      </w:r>
+    </w:p>
+    <w:p>
+      <w:pPr>
+        <w:pStyle w:val="Caption"/>
+      </w:pPr>
+      <w:r>
+        <w:t>Choose one route. Point, say, sign, draw, type or write. You may pass or say not sure. Use the screen or paper; you do not need to do both. Nothing here assumes you have met diffusion before. The questions use everyday ideas about smells, drinks and breathing; an adult can read them to you or write your words.</w:t>
+      </w:r>
+    </w:p>
+    <w:p>
+      <w:pPr>
+        <w:pStyle w:val="Heading2"/>
+      </w:pPr>
+      <w:r>
+        <w:t>Supported route</w:t>
+      </w:r>
+    </w:p>
+    <w:p>
+      <w:pPr/>
+      <w:r>
+        <w:t>1. Someone opens a bottle of perfume at the front. Can people at the back smell it after a while? Yes / No.</w:t>
+      </w:r>
+    </w:p>
+    <w:p>
+      <w:pPr/>
+      <w:r>
+        <w:t>______________________________________________________________</w:t>
+      </w:r>
+    </w:p>
+    <w:p>
+      <w:pPr/>
+      <w:r>
+        <w:t>2. Two glasses of squash: one strong, one weak. Which one has more squash particles in the same amount of water? Strong / Weak.</w:t>
+      </w:r>
+    </w:p>
+    <w:p>
+      <w:pPr/>
+      <w:r>
+        <w:t>______________________________________________________________</w:t>
+      </w:r>
+    </w:p>
+    <w:p>
+      <w:pPr/>
+      <w:r>
+        <w:t>3. In a gas, are the particles close together or far apart? Close / Far apart.</w:t>
+      </w:r>
+    </w:p>
+    <w:p>
+      <w:pPr/>
+      <w:r>
+        <w:t>______________________________________________________________</w:t>
+      </w:r>
+    </w:p>
+    <w:p>
+      <w:pPr/>
+      <w:r>
+        <w:t>4. When you breathe in, where does oxygen get into your blood? Lungs / Stomach.</w:t>
+      </w:r>
+    </w:p>
+    <w:p>
+      <w:pPr/>
+      <w:r>
+        <w:t>______________________________________________________________</w:t>
+      </w:r>
+    </w:p>
+    <w:p>
+      <w:pPr>
+        <w:pStyle w:val="Heading2"/>
+      </w:pPr>
+      <w:r>
+        <w:t>Standard route</w:t>
+      </w:r>
+    </w:p>
+    <w:p>
+      <w:pPr/>
+      <w:r>
+        <w:t>1. A smell spreads across a still room. What is actually moving from the bottle to your nose?</w:t>
+      </w:r>
+    </w:p>
+    <w:p>
+      <w:pPr/>
+      <w:r>
+        <w:t>______________________________________________________________</w:t>
+      </w:r>
+    </w:p>
+    <w:p>
+      <w:pPr/>
+      <w:r>
+        <w:t>2. What does the word concentration mean when we talk about a solution or a gas?</w:t>
+      </w:r>
+    </w:p>
+    <w:p>
+      <w:pPr/>
+      <w:r>
+        <w:t>______________________________________________________________</w:t>
+      </w:r>
+    </w:p>
+    <w:p>
+      <w:pPr/>
+      <w:r>
+        <w:t>3. Particles move in solids, liquids and gases. In which state do they move most freely?</w:t>
+      </w:r>
+    </w:p>
+    <w:p>
+      <w:pPr/>
+      <w:r>
+        <w:t>______________________________________________________________</w:t>
+      </w:r>
+    </w:p>
+    <w:p>
+      <w:pPr/>
+      <w:r>
+        <w:t>4. Name the gas that our blood collects in the lungs and the gas it gives up there.</w:t>
+      </w:r>
+    </w:p>
+    <w:p>
+      <w:pPr/>
+      <w:r>
+        <w:t>______________________________________________________________</w:t>
+      </w:r>
+    </w:p>
+    <w:p>
+      <w:pPr>
+        <w:pStyle w:val="Heading2"/>
+      </w:pPr>
+      <w:r>
+        <w:t>Stretch route</w:t>
+      </w:r>
+    </w:p>
+    <w:p>
+      <w:pPr/>
+      <w:r>
+        <w:t>1. A smell reaches the back of a still room. Explain what makes the particles spread when nothing is pushing them.</w:t>
+      </w:r>
+    </w:p>
+    <w:p>
+      <w:pPr/>
+      <w:r>
+        <w:t>______________________________________________________________</w:t>
+      </w:r>
+    </w:p>
+    <w:p>
+      <w:pPr/>
+      <w:r>
+        <w:t>2. Two areas have different concentrations of the same substance. What name do we give to that difference?</w:t>
+      </w:r>
+    </w:p>
+    <w:p>
+      <w:pPr/>
+      <w:r>
+        <w:t>______________________________________________________________</w:t>
+      </w:r>
+    </w:p>
+    <w:p>
+      <w:pPr/>
+      <w:r>
+        <w:t>3. Why do particles in a warm gas spread out faster than particles in a cold gas?</w:t>
+      </w:r>
+    </w:p>
+    <w:p>
+      <w:pPr/>
+      <w:r>
+        <w:t>______________________________________________________________</w:t>
+      </w:r>
+    </w:p>
+    <w:p>
+      <w:pPr/>
+      <w:r>
+        <w:t>4. Oxygen passes from the air sacs of the lungs into the blood. Suggest why it goes that way and not the other.</w:t>
+      </w:r>
+    </w:p>
+    <w:p>
+      <w:pPr/>
+      <w:r>
+        <w:t>______________________________________________________________</w:t>
+      </w:r>
+    </w:p>
+    <w:p>
+      <w:r>
+        <w:br w:type="page"/>
+      </w:r>
+    </w:p>
+    <w:p>
+      <w:pPr>
+        <w:pStyle w:val="Title"/>
+      </w:pPr>
+      <w:r>
+        <w:t>W4L1 | Knowledge organiser</w:t>
+      </w:r>
+    </w:p>
+    <w:p>
+      <w:pPr>
+        <w:pStyle w:val="Subtitle"/>
+      </w:pPr>
+      <w:r>
+        <w:t>Keep this page; use it in any stage</w:t>
+      </w:r>
+    </w:p>
+    <w:p>
+      <w:pPr/>
+      <w:r>
+        <w:t>Objective: Explain diffusion and the factors that affect its rate.</w:t>
+      </w:r>
+    </w:p>
+    <w:p>
+      <w:pPr>
+        <w:pStyle w:val="Heading2"/>
+      </w:pPr>
+      <w:r>
+        <w:t>Success criteria</w:t>
+      </w:r>
+    </w:p>
+    <w:p>
+      <w:pPr/>
+      <w:r>
+        <w:t>1. Define diffusion using net movement and concentration gradient.</w:t>
+      </w:r>
+    </w:p>
+    <w:p>
+      <w:pPr/>
+      <w:r>
+        <w:t>2. Name three factors that change the rate of diffusion and say which way each one changes it.</w:t>
+      </w:r>
+    </w:p>
+    <w:p>
+      <w:pPr/>
+      <w:r>
+        <w:t>3. Apply diffusion to a real example in the body and to the model shown, keeping the two apart.</w:t>
+      </w:r>
+    </w:p>
+    <w:p>
+      <w:pPr>
+        <w:pStyle w:val="Heading2"/>
+      </w:pPr>
+      <w:r>
+        <w:t>Key words</w:t>
+      </w:r>
+    </w:p>
+    <w:tbl>
+      <w:tblPr>
+        <w:tblW w:type="auto" w:w="0"/>
+        <w:tblLook w:firstColumn="1" w:firstRow="1" w:lastColumn="0" w:lastRow="0" w:noHBand="0" w:noVBand="1" w:val="04A0"/>
+      </w:tblPr>
+      <w:tblGrid>
+        <w:gridCol w:w="3329"/>
+        <w:gridCol w:w="3329"/>
+        <w:gridCol w:w="3329"/>
+      </w:tblGrid>
+      <w:tr>
+        <w:tc>
+          <w:tcPr>
+            <w:tcW w:type="dxa" w:w="3329"/>
+          </w:tcPr>
+          <w:p>
+            <w:r>
+              <w:t>Word</w:t>
+            </w:r>
+          </w:p>
+        </w:tc>
+        <w:tc>
+          <w:tcPr>
+            <w:tcW w:type="dxa" w:w="3329"/>
+          </w:tcPr>
+          <w:p>
+            <w:r>
+              <w:t>Tier</w:t>
+            </w:r>
+          </w:p>
+        </w:tc>
+        <w:tc>
+          <w:tcPr>
+            <w:tcW w:type="dxa" w:w="3329"/>
+          </w:tcPr>
+          <w:p>
+            <w:r>
+              <w:t>Meaning</w:t>
+            </w:r>
+          </w:p>
+        </w:tc>
+      </w:tr>
+      <w:tr>
+        <w:tc>
+          <w:tcPr>
+            <w:tcW w:type="dxa" w:w="3329"/>
+          </w:tcPr>
+          <w:p>
+            <w:r>
+              <w:t>Diffusion</w:t>
+            </w:r>
+          </w:p>
+        </w:tc>
+        <w:tc>
+          <w:tcPr>
+            <w:tcW w:type="dxa" w:w="3329"/>
+          </w:tcPr>
+          <w:p>
+            <w:r>
+              <w:t>Tier 3</w:t>
+            </w:r>
+          </w:p>
+        </w:tc>
+        <w:tc>
+          <w:tcPr>
+            <w:tcW w:type="dxa" w:w="3329"/>
+          </w:tcPr>
+          <w:p>
+            <w:r>
+              <w:t>The net movement of particles from a higher concentration to a lower concentration.</w:t>
+            </w:r>
+          </w:p>
+        </w:tc>
+      </w:tr>
+      <w:tr>
+        <w:tc>
+          <w:tcPr>
+            <w:tcW w:type="dxa" w:w="3329"/>
+          </w:tcPr>
+          <w:p>
+            <w:r>
+              <w:t>Concentration</w:t>
+            </w:r>
+          </w:p>
+        </w:tc>
+        <w:tc>
+          <w:tcPr>
+            <w:tcW w:type="dxa" w:w="3329"/>
+          </w:tcPr>
+          <w:p>
+            <w:r>
+              <w:t>Tier 2</w:t>
+            </w:r>
+          </w:p>
+        </w:tc>
+        <w:tc>
+          <w:tcPr>
+            <w:tcW w:type="dxa" w:w="3329"/>
+          </w:tcPr>
+          <w:p>
+            <w:r>
+              <w:t>How many particles of a substance there are in a given volume.</w:t>
+            </w:r>
+          </w:p>
+        </w:tc>
+      </w:tr>
+      <w:tr>
+        <w:tc>
+          <w:tcPr>
+            <w:tcW w:type="dxa" w:w="3329"/>
+          </w:tcPr>
+          <w:p>
+            <w:r>
+              <w:t>Concentration gradient</w:t>
+            </w:r>
+          </w:p>
+        </w:tc>
+        <w:tc>
+          <w:tcPr>
+            <w:tcW w:type="dxa" w:w="3329"/>
+          </w:tcPr>
+          <w:p>
+            <w:r>
+              <w:t>Tier 3</w:t>
+            </w:r>
+          </w:p>
+        </w:tc>
+        <w:tc>
+          <w:tcPr>
+            <w:tcW w:type="dxa" w:w="3329"/>
+          </w:tcPr>
+          <w:p>
+            <w:r>
+              <w:t>The difference in concentration between two places. Particles diffuse down it.</w:t>
+            </w:r>
+          </w:p>
+        </w:tc>
+      </w:tr>
+      <w:tr>
+        <w:tc>
+          <w:tcPr>
+            <w:tcW w:type="dxa" w:w="3329"/>
+          </w:tcPr>
+          <w:p>
+            <w:r>
+              <w:t>Net movement</w:t>
+            </w:r>
+          </w:p>
+        </w:tc>
+        <w:tc>
+          <w:tcPr>
+            <w:tcW w:type="dxa" w:w="3329"/>
+          </w:tcPr>
+          <w:p>
+            <w:r>
+              <w:t>Tier 3</w:t>
+            </w:r>
+          </w:p>
+        </w:tc>
+        <w:tc>
+          <w:tcPr>
+            <w:tcW w:type="dxa" w:w="3329"/>
+          </w:tcPr>
+          <w:p>
+            <w:r>
+              <w:t>The overall movement once movement in both directions has been counted.</w:t>
+            </w:r>
+          </w:p>
+        </w:tc>
+      </w:tr>
+      <w:tr>
+        <w:tc>
+          <w:tcPr>
+            <w:tcW w:type="dxa" w:w="3329"/>
+          </w:tcPr>
+          <w:p>
+            <w:r>
+              <w:t>Passive</w:t>
+            </w:r>
+          </w:p>
+        </w:tc>
+        <w:tc>
+          <w:tcPr>
+            <w:tcW w:type="dxa" w:w="3329"/>
+          </w:tcPr>
+          <w:p>
+            <w:r>
+              <w:t>Tier 3</w:t>
+            </w:r>
+          </w:p>
+        </w:tc>
+        <w:tc>
+          <w:tcPr>
+            <w:tcW w:type="dxa" w:w="3329"/>
+          </w:tcPr>
+          <w:p>
+            <w:r>
+              <w:t>Needing no energy from the cell; diffusion is passive.</w:t>
+            </w:r>
+          </w:p>
+        </w:tc>
+      </w:tr>
+      <w:tr>
+        <w:tc>
+          <w:tcPr>
+            <w:tcW w:type="dxa" w:w="3329"/>
+          </w:tcPr>
+          <w:p>
+            <w:r>
+              <w:t>Surface area</w:t>
+            </w:r>
+          </w:p>
+        </w:tc>
+        <w:tc>
+          <w:tcPr>
+            <w:tcW w:type="dxa" w:w="3329"/>
+          </w:tcPr>
+          <w:p>
+            <w:r>
+              <w:t>Tier 2</w:t>
+            </w:r>
+          </w:p>
+        </w:tc>
+        <w:tc>
+          <w:tcPr>
+            <w:tcW w:type="dxa" w:w="3329"/>
+          </w:tcPr>
+          <w:p>
+            <w:r>
+              <w:t>The total area available for particles to cross.</w:t>
+            </w:r>
+          </w:p>
+        </w:tc>
+      </w:tr>
+      <w:tr>
+        <w:tc>
+          <w:tcPr>
+            <w:tcW w:type="dxa" w:w="3329"/>
+          </w:tcPr>
+          <w:p>
+            <w:r>
+              <w:t>Membrane</w:t>
+            </w:r>
+          </w:p>
+        </w:tc>
+        <w:tc>
+          <w:tcPr>
+            <w:tcW w:type="dxa" w:w="3329"/>
+          </w:tcPr>
+          <w:p>
+            <w:r>
+              <w:t>Tier 3</w:t>
+            </w:r>
+          </w:p>
+        </w:tc>
+        <w:tc>
+          <w:tcPr>
+            <w:tcW w:type="dxa" w:w="3329"/>
+          </w:tcPr>
+          <w:p>
+            <w:r>
+              <w:t>A thin layer that particles must cross, such as a cell membrane.</w:t>
+            </w:r>
+          </w:p>
+        </w:tc>
+      </w:tr>
+      <w:tr>
+        <w:tc>
+          <w:tcPr>
+            <w:tcW w:type="dxa" w:w="3329"/>
+          </w:tcPr>
+          <w:p>
+            <w:r>
+              <w:t>Alveolus</w:t>
+            </w:r>
+          </w:p>
+        </w:tc>
+        <w:tc>
+          <w:tcPr>
+            <w:tcW w:type="dxa" w:w="3329"/>
+          </w:tcPr>
+          <w:p>
+            <w:r>
+              <w:t>Tier 3</w:t>
+            </w:r>
+          </w:p>
+        </w:tc>
+        <w:tc>
+          <w:tcPr>
+            <w:tcW w:type="dxa" w:w="3329"/>
+          </w:tcPr>
+          <w:p>
+            <w:r>
+              <w:t>One of the tiny air sacs in the lungs where oxygen enters the blood. Plural: alveoli.</w:t>
+            </w:r>
+          </w:p>
+        </w:tc>
+      </w:tr>
+      <w:tr>
+        <w:tc>
+          <w:tcPr>
+            <w:tcW w:type="dxa" w:w="3329"/>
+          </w:tcPr>
+          <w:p>
+            <w:r>
+              <w:t>Rate</w:t>
+            </w:r>
+          </w:p>
+        </w:tc>
+        <w:tc>
+          <w:tcPr>
+            <w:tcW w:type="dxa" w:w="3329"/>
+          </w:tcPr>
+          <w:p>
+            <w:r>
+              <w:t>Tier 2</w:t>
+            </w:r>
+          </w:p>
+        </w:tc>
+        <w:tc>
+          <w:tcPr>
+            <w:tcW w:type="dxa" w:w="3329"/>
+          </w:tcPr>
+          <w:p>
+            <w:r>
+              <w:t>How fast something happens; here, how quickly particles move across.</w:t>
+            </w:r>
+          </w:p>
+        </w:tc>
+      </w:tr>
+    </w:tbl>
+    <w:p>
+      <w:pPr>
+        <w:pStyle w:val="Heading2"/>
+      </w:pPr>
+      <w:r>
+        <w:t>Key ideas</w:t>
+      </w:r>
+    </w:p>
+    <w:p>
+      <w:pPr/>
+      <w:r>
+        <w:t>Particles move randomly all the time. Diffusion is the net result of that random movement, not a push.</w:t>
+      </w:r>
+    </w:p>
+    <w:p>
+      <w:pPr/>
+      <w:r>
+        <w:t>Three factors raise the rate of diffusion: a steeper concentration gradient, a higher temperature and a larger surface area. A shorter distance to cross also raises it.</w:t>
+      </w:r>
+    </w:p>
+    <w:p>
+      <w:pPr/>
+      <w:r>
+        <w:t>Diffusion needs no energy from the cell. Movement against a gradient using energy is active transport, a different process.</w:t>
+      </w:r>
+    </w:p>
+    <w:p>
+      <w:pPr/>
+      <w:r>
+        <w:t>In the lungs, oxygen diffuses from the air in an alveolus into the blood; carbon dioxide diffuses the other way. The alveolus wall is one cell thick.</w:t>
+      </w:r>
+    </w:p>
+    <w:p>
+      <w:pPr>
+        <w:pStyle w:val="Caption"/>
+      </w:pPr>
+      <w:r>
+        <w:t>A particle model of diffusion across a membrane. Particles are drawn far larger and fewer than the real thing, and the membrane is drawn as a line. This is an explanatory model, not a measurement of any real gas.</w:t>
+      </w:r>
+    </w:p>
+    <w:p>
+      <w:pPr>
+        <w:pStyle w:val="Heading2"/>
+      </w:pPr>
+      <w:r>
+        <w:t>Diffusion or not?</w:t>
+      </w:r>
+    </w:p>
+    <w:p>
+      <w:pPr/>
+      <w:r>
+        <w:t>Diffusion: oxygen into the blood at the alveoli; carbon dioxide out of a respiring cell; a smell spreading across a room.</w:t>
+      </w:r>
+    </w:p>
+    <w:p>
+      <w:pPr/>
+      <w:r>
+        <w:t>Not diffusion: glucose pumped into a root hair against its gradient (active transport); water across a partially permeable membrane (osmosis, a special case treated in the next lesson but one).</w:t>
+      </w:r>
+    </w:p>
+    <w:p>
+      <w:r>
+        <w:br w:type="page"/>
+      </w:r>
+    </w:p>
+    <w:p>
+      <w:pPr>
+        <w:pStyle w:val="Title"/>
+      </w:pPr>
+      <w:r>
+        <w:t>W4L1 | Exit ticket — complete one route, once</w:t>
+      </w:r>
+    </w:p>
+    <w:p>
+      <w:pPr>
+        <w:pStyle w:val="Subtitle"/>
+      </w:pPr>
+      <w:r>
+        <w:t>Two small checks | You may pass</w:t>
+      </w:r>
+    </w:p>
+    <w:p>
+      <w:pPr>
+        <w:pStyle w:val="Caption"/>
+      </w:pPr>
+      <w:r>
+        <w:t>Two small checks to finish. Point, say, sign, draw, type or use paper. An adult can scribe your words. You may pass; complete one route, once.</w:t>
+      </w:r>
+    </w:p>
+    <w:p>
+      <w:pPr>
+        <w:pStyle w:val="Heading2"/>
+      </w:pPr>
+      <w:r>
+        <w:t>Supported route</w:t>
+      </w:r>
+    </w:p>
+    <w:p>
+      <w:pPr/>
+      <w:r>
+        <w:t>1. Diffusion is the net movement of particles from a higher concentration to a ____ concentration.   (lower / higher)</w:t>
+      </w:r>
+    </w:p>
+    <w:p>
+      <w:pPr/>
+      <w:r>
+        <w:t>______________________________________________________________</w:t>
+      </w:r>
+    </w:p>
+    <w:p>
+      <w:pPr/>
+      <w:r>
+        <w:t>2. A steeper concentration gradient makes diffusion happen ____.   (faster / slower)</w:t>
+      </w:r>
+    </w:p>
+    <w:p>
+      <w:pPr/>
+      <w:r>
+        <w:t>______________________________________________________________</w:t>
+      </w:r>
+    </w:p>
+    <w:p>
+      <w:pPr>
+        <w:pStyle w:val="Heading2"/>
+      </w:pPr>
+      <w:r>
+        <w:t>Standard route</w:t>
+      </w:r>
+    </w:p>
+    <w:p>
+      <w:pPr/>
+      <w:r>
+        <w:t>1. Complete the definition: diffusion is the ____ movement of particles from a higher to a lower ____.</w:t>
+      </w:r>
+    </w:p>
+    <w:p>
+      <w:pPr/>
+      <w:r>
+        <w:t>______________________________________________________________</w:t>
+      </w:r>
+    </w:p>
+    <w:p>
+      <w:pPr/>
+      <w:r>
+        <w:t>2. Name two factors that increase the rate of diffusion.</w:t>
+      </w:r>
+    </w:p>
+    <w:p>
+      <w:pPr/>
+      <w:r>
+        <w:t>______________________________________________________________</w:t>
+      </w:r>
+    </w:p>
+    <w:p>
+      <w:pPr>
+        <w:pStyle w:val="Heading2"/>
+      </w:pPr>
+      <w:r>
+        <w:t>Stretch route</w:t>
+      </w:r>
+    </w:p>
+    <w:p>
+      <w:pPr/>
+      <w:r>
+        <w:t>1. Explain why a thinner membrane increases the rate of diffusion. Use the word distance.</w:t>
+      </w:r>
+    </w:p>
+    <w:p>
+      <w:pPr/>
+      <w:r>
+        <w:t>______________________________________________________________</w:t>
+      </w:r>
+    </w:p>
+    <w:p>
+      <w:pPr/>
+      <w:r>
+        <w:t>2. Explain why warming a gas increases the rate of diffusion. Use the words energy and particles.</w:t>
+      </w:r>
+    </w:p>
+    <w:p>
+      <w:pPr/>
+      <w:r>
+        <w:t>______________________________________________________________</w:t>
+      </w:r>
+    </w:p>
+    <w:p>
+      <w:pPr/>
+      <w:r>
+        <w:t>Next lesson: Diffusion in the Lungs: Testing Breath.</w:t>
+      </w:r>
+    </w:p>
+    <w:p>
+      <w:pPr>
+        <w:pStyle w:val="Caption"/>
+      </w:pPr>
+      <w:r>
+        <w:t>Verbal, written, drawn, signed, symbol or choice selected, demonstrated or re-attempted, adult scribed: all count.</w:t>
+      </w:r>
+    </w:p>
     <w:sectPr>
       <w:headerReference w:type="default" r:id="rId9"/>
       <w:footerReference w:type="default" r:id="rId10"/>
